--- a/Documentos/Manual usuario sgpc.docx
+++ b/Documentos/Manual usuario sgpc.docx
@@ -17,12 +17,12 @@
           <wp:inline distB="114300" distT="114300" distL="114300" distR="114300">
             <wp:extent cx="5639753" cy="4250101"/>
             <wp:effectExtent b="0" l="0" r="0" t="0"/>
-            <wp:docPr id="4" name="image1.png"/>
+            <wp:docPr id="4" name="image4.png"/>
             <a:graphic>
               <a:graphicData uri="http://schemas.openxmlformats.org/drawingml/2006/picture">
                 <pic:pic>
                   <pic:nvPicPr>
-                    <pic:cNvPr id="0" name="image1.png"/>
+                    <pic:cNvPr id="0" name="image4.png"/>
                     <pic:cNvPicPr preferRelativeResize="0"/>
                   </pic:nvPicPr>
                   <pic:blipFill>
@@ -206,7 +206,7 @@
     </w:p>
     <w:sdt>
       <w:sdtPr>
-        <w:id w:val="-1737471233"/>
+        <w:id w:val="-1706441123"/>
         <w:docPartObj>
           <w:docPartGallery w:val="Table of Contents"/>
           <w:docPartUnique w:val="1"/>
@@ -224,8 +224,6 @@
               <w:rFonts w:ascii="Calibri" w:cs="Calibri" w:eastAsia="Calibri" w:hAnsi="Calibri"/>
               <w:b w:val="1"/>
               <w:color w:val="000000"/>
-              <w:sz w:val="36"/>
-              <w:szCs w:val="36"/>
               <w:u w:val="none"/>
             </w:rPr>
           </w:pPr>
@@ -272,8 +270,6 @@
             <w:rPr>
               <w:rFonts w:ascii="Calibri" w:cs="Calibri" w:eastAsia="Calibri" w:hAnsi="Calibri"/>
               <w:color w:val="000000"/>
-              <w:sz w:val="36"/>
-              <w:szCs w:val="36"/>
               <w:u w:val="none"/>
             </w:rPr>
           </w:pPr>
@@ -314,8 +310,6 @@
             <w:rPr>
               <w:rFonts w:ascii="Calibri" w:cs="Calibri" w:eastAsia="Calibri" w:hAnsi="Calibri"/>
               <w:color w:val="000000"/>
-              <w:sz w:val="36"/>
-              <w:szCs w:val="36"/>
               <w:u w:val="none"/>
             </w:rPr>
           </w:pPr>
@@ -356,8 +350,6 @@
               <w:rFonts w:ascii="Calibri" w:cs="Calibri" w:eastAsia="Calibri" w:hAnsi="Calibri"/>
               <w:b w:val="1"/>
               <w:color w:val="000000"/>
-              <w:sz w:val="36"/>
-              <w:szCs w:val="36"/>
               <w:u w:val="none"/>
             </w:rPr>
           </w:pPr>
@@ -399,8 +391,6 @@
               <w:rFonts w:ascii="Calibri" w:cs="Calibri" w:eastAsia="Calibri" w:hAnsi="Calibri"/>
               <w:b w:val="1"/>
               <w:color w:val="000000"/>
-              <w:sz w:val="36"/>
-              <w:szCs w:val="36"/>
               <w:u w:val="none"/>
             </w:rPr>
           </w:pPr>
@@ -442,8 +432,6 @@
               <w:rFonts w:ascii="Calibri" w:cs="Calibri" w:eastAsia="Calibri" w:hAnsi="Calibri"/>
               <w:b w:val="1"/>
               <w:color w:val="000000"/>
-              <w:sz w:val="36"/>
-              <w:szCs w:val="36"/>
               <w:u w:val="none"/>
             </w:rPr>
           </w:pPr>
@@ -485,8 +473,6 @@
               <w:rFonts w:ascii="Calibri" w:cs="Calibri" w:eastAsia="Calibri" w:hAnsi="Calibri"/>
               <w:b w:val="1"/>
               <w:color w:val="000000"/>
-              <w:sz w:val="36"/>
-              <w:szCs w:val="36"/>
               <w:u w:val="none"/>
             </w:rPr>
           </w:pPr>
@@ -528,8 +514,6 @@
             <w:rPr>
               <w:rFonts w:ascii="Calibri" w:cs="Calibri" w:eastAsia="Calibri" w:hAnsi="Calibri"/>
               <w:color w:val="000000"/>
-              <w:sz w:val="36"/>
-              <w:szCs w:val="36"/>
               <w:u w:val="none"/>
             </w:rPr>
           </w:pPr>
@@ -570,8 +554,6 @@
             <w:rPr>
               <w:rFonts w:ascii="Calibri" w:cs="Calibri" w:eastAsia="Calibri" w:hAnsi="Calibri"/>
               <w:color w:val="000000"/>
-              <w:sz w:val="36"/>
-              <w:szCs w:val="36"/>
               <w:u w:val="none"/>
             </w:rPr>
           </w:pPr>
@@ -611,8 +593,8 @@
             <w:rPr>
               <w:rFonts w:ascii="Calibri" w:cs="Calibri" w:eastAsia="Calibri" w:hAnsi="Calibri"/>
               <w:b w:val="1"/>
-              <w:sz w:val="36"/>
-              <w:szCs w:val="36"/>
+              <w:color w:val="000000"/>
+              <w:u w:val="none"/>
             </w:rPr>
           </w:pPr>
           <w:hyperlink w:anchor="_b6p4adpeo0tp">
@@ -652,8 +634,8 @@
             <w:rPr>
               <w:rFonts w:ascii="Calibri" w:cs="Calibri" w:eastAsia="Calibri" w:hAnsi="Calibri"/>
               <w:b w:val="1"/>
-              <w:sz w:val="36"/>
-              <w:szCs w:val="36"/>
+              <w:color w:val="000000"/>
+              <w:u w:val="none"/>
             </w:rPr>
           </w:pPr>
           <w:hyperlink w:anchor="_4yj27rf1gmlo">
@@ -661,11 +643,20 @@
               <w:rPr>
                 <w:rFonts w:ascii="Calibri" w:cs="Calibri" w:eastAsia="Calibri" w:hAnsi="Calibri"/>
                 <w:b w:val="1"/>
+                <w:i w:val="0"/>
+                <w:smallCaps w:val="0"/>
+                <w:strike w:val="0"/>
+                <w:color w:val="000000"/>
                 <w:sz w:val="36"/>
                 <w:szCs w:val="36"/>
+                <w:u w:val="none"/>
+                <w:shd w:fill="auto" w:val="clear"/>
+                <w:vertAlign w:val="baseline"/>
                 <w:rtl w:val="0"/>
               </w:rPr>
-              <w:t xml:space="preserve">7. Usuarios…………………………………………………………………………9</w:t>
+              <w:t xml:space="preserve">7. Usuarios</w:t>
+              <w:tab/>
+              <w:t xml:space="preserve">9</w:t>
             </w:r>
           </w:hyperlink>
           <w:r>
@@ -690,49 +681,22 @@
               <w:u w:val="none"/>
             </w:rPr>
           </w:pPr>
-          <w:r>
-            <w:rPr>
-              <w:rFonts w:ascii="Calibri" w:cs="Calibri" w:eastAsia="Calibri" w:hAnsi="Calibri"/>
-              <w:b w:val="1"/>
-              <w:color w:val="000000"/>
-              <w:sz w:val="36"/>
-              <w:szCs w:val="36"/>
-              <w:u w:val="none"/>
-              <w:rtl w:val="0"/>
-            </w:rPr>
-            <w:t xml:space="preserve">8</w:t>
-          </w:r>
           <w:hyperlink w:anchor="_gp4dj84xlen2">
             <w:r>
               <w:rPr>
                 <w:rFonts w:ascii="Calibri" w:cs="Calibri" w:eastAsia="Calibri" w:hAnsi="Calibri"/>
                 <w:b w:val="1"/>
-                <w:i w:val="0"/>
-                <w:smallCaps w:val="0"/>
-                <w:strike w:val="0"/>
                 <w:color w:val="000000"/>
                 <w:sz w:val="36"/>
                 <w:szCs w:val="36"/>
                 <w:u w:val="none"/>
-                <w:shd w:fill="auto" w:val="clear"/>
-                <w:vertAlign w:val="baseline"/>
                 <w:rtl w:val="0"/>
               </w:rPr>
-              <w:t xml:space="preserve">. Consideraciones</w:t>
+              <w:t xml:space="preserve">8. Consideraciones</w:t>
               <w:tab/>
-              <w:t xml:space="preserve">1</w:t>
+              <w:t xml:space="preserve">10</w:t>
             </w:r>
           </w:hyperlink>
-          <w:r>
-            <w:rPr>
-              <w:rFonts w:ascii="Calibri" w:cs="Calibri" w:eastAsia="Calibri" w:hAnsi="Calibri"/>
-              <w:b w:val="1"/>
-              <w:sz w:val="36"/>
-              <w:szCs w:val="36"/>
-              <w:rtl w:val="0"/>
-            </w:rPr>
-            <w:t xml:space="preserve">0</w:t>
-          </w:r>
           <w:r>
             <w:rPr>
               <w:rtl w:val="0"/>
@@ -1233,12 +1197,12 @@
           <wp:inline distB="114300" distT="114300" distL="114300" distR="114300">
             <wp:extent cx="5731200" cy="3429000"/>
             <wp:effectExtent b="0" l="0" r="0" t="0"/>
-            <wp:docPr id="5" name="image9.png"/>
+            <wp:docPr id="5" name="image7.png"/>
             <a:graphic>
               <a:graphicData uri="http://schemas.openxmlformats.org/drawingml/2006/picture">
                 <pic:pic>
                   <pic:nvPicPr>
-                    <pic:cNvPr id="0" name="image9.png"/>
+                    <pic:cNvPr id="0" name="image7.png"/>
                     <pic:cNvPicPr preferRelativeResize="0"/>
                   </pic:nvPicPr>
                   <pic:blipFill>
@@ -1386,12 +1350,12 @@
           <wp:inline distB="114300" distT="114300" distL="114300" distR="114300">
             <wp:extent cx="5731200" cy="2705100"/>
             <wp:effectExtent b="0" l="0" r="0" t="0"/>
-            <wp:docPr id="3" name="image10.png"/>
+            <wp:docPr id="3" name="image9.png"/>
             <a:graphic>
               <a:graphicData uri="http://schemas.openxmlformats.org/drawingml/2006/picture">
                 <pic:pic>
                   <pic:nvPicPr>
-                    <pic:cNvPr id="0" name="image10.png"/>
+                    <pic:cNvPr id="0" name="image9.png"/>
                     <pic:cNvPicPr preferRelativeResize="0"/>
                   </pic:nvPicPr>
                   <pic:blipFill>
@@ -1644,12 +1608,12 @@
           <wp:inline distB="114300" distT="114300" distL="114300" distR="114300">
             <wp:extent cx="5731200" cy="2603500"/>
             <wp:effectExtent b="0" l="0" r="0" t="0"/>
-            <wp:docPr id="1" name="image5.png"/>
+            <wp:docPr id="1" name="image3.png"/>
             <a:graphic>
               <a:graphicData uri="http://schemas.openxmlformats.org/drawingml/2006/picture">
                 <pic:pic>
                   <pic:nvPicPr>
-                    <pic:cNvPr id="0" name="image5.png"/>
+                    <pic:cNvPr id="0" name="image3.png"/>
                     <pic:cNvPicPr preferRelativeResize="0"/>
                   </pic:nvPicPr>
                   <pic:blipFill>
@@ -1884,12 +1848,12 @@
           <wp:inline distB="114300" distT="114300" distL="114300" distR="114300">
             <wp:extent cx="5731200" cy="2667000"/>
             <wp:effectExtent b="0" l="0" r="0" t="0"/>
-            <wp:docPr id="6" name="image3.png"/>
+            <wp:docPr id="6" name="image5.png"/>
             <a:graphic>
               <a:graphicData uri="http://schemas.openxmlformats.org/drawingml/2006/picture">
                 <pic:pic>
                   <pic:nvPicPr>
-                    <pic:cNvPr id="0" name="image3.png"/>
+                    <pic:cNvPr id="0" name="image5.png"/>
                     <pic:cNvPicPr preferRelativeResize="0"/>
                   </pic:nvPicPr>
                   <pic:blipFill>
@@ -2012,12 +1976,12 @@
           <wp:inline distB="114300" distT="114300" distL="114300" distR="114300">
             <wp:extent cx="5731200" cy="2971800"/>
             <wp:effectExtent b="0" l="0" r="0" t="0"/>
-            <wp:docPr id="2" name="image2.png"/>
+            <wp:docPr id="2" name="image6.png"/>
             <a:graphic>
               <a:graphicData uri="http://schemas.openxmlformats.org/drawingml/2006/picture">
                 <pic:pic>
                   <pic:nvPicPr>
-                    <pic:cNvPr id="0" name="image2.png"/>
+                    <pic:cNvPr id="0" name="image6.png"/>
                     <pic:cNvPicPr preferRelativeResize="0"/>
                   </pic:nvPicPr>
                   <pic:blipFill>
@@ -2167,12 +2131,12 @@
           <wp:inline distB="114300" distT="114300" distL="114300" distR="114300">
             <wp:extent cx="5731200" cy="2552700"/>
             <wp:effectExtent b="0" l="0" r="0" t="0"/>
-            <wp:docPr id="8" name="image4.png"/>
+            <wp:docPr id="8" name="image8.png"/>
             <a:graphic>
               <a:graphicData uri="http://schemas.openxmlformats.org/drawingml/2006/picture">
                 <pic:pic>
                   <pic:nvPicPr>
-                    <pic:cNvPr id="0" name="image4.png"/>
+                    <pic:cNvPr id="0" name="image8.png"/>
                     <pic:cNvPicPr preferRelativeResize="0"/>
                   </pic:nvPicPr>
                   <pic:blipFill>
@@ -2383,12 +2347,12 @@
           <wp:inline distB="114300" distT="114300" distL="114300" distR="114300">
             <wp:extent cx="5731200" cy="2209800"/>
             <wp:effectExtent b="0" l="0" r="0" t="0"/>
-            <wp:docPr id="10" name="image6.png"/>
+            <wp:docPr id="10" name="image2.png"/>
             <a:graphic>
               <a:graphicData uri="http://schemas.openxmlformats.org/drawingml/2006/picture">
                 <pic:pic>
                   <pic:nvPicPr>
-                    <pic:cNvPr id="0" name="image6.png"/>
+                    <pic:cNvPr id="0" name="image2.png"/>
                     <pic:cNvPicPr preferRelativeResize="0"/>
                   </pic:nvPicPr>
                   <pic:blipFill>
@@ -2474,12 +2438,12 @@
           <wp:inline distB="114300" distT="114300" distL="114300" distR="114300">
             <wp:extent cx="5731200" cy="2044700"/>
             <wp:effectExtent b="0" l="0" r="0" t="0"/>
-            <wp:docPr id="9" name="image7.png"/>
+            <wp:docPr id="9" name="image10.png"/>
             <a:graphic>
               <a:graphicData uri="http://schemas.openxmlformats.org/drawingml/2006/picture">
                 <pic:pic>
                   <pic:nvPicPr>
-                    <pic:cNvPr id="0" name="image7.png"/>
+                    <pic:cNvPr id="0" name="image10.png"/>
                     <pic:cNvPicPr preferRelativeResize="0"/>
                   </pic:nvPicPr>
                   <pic:blipFill>
@@ -2520,7 +2484,7 @@
           <w:rFonts w:ascii="Calibri" w:cs="Calibri" w:eastAsia="Calibri" w:hAnsi="Calibri"/>
           <w:rtl w:val="0"/>
         </w:rPr>
-        <w:t xml:space="preserve">En el menu desplegable “ABM” tendremos acceso al listado de usuarios para este sistema. En esta pantalla al igual que en los distintos ABM, podemos generar, editar y desactivar usuarios (estas solo estan disponibles para administradores y directores). Un usuario administrador podra eliminar cualquier usuario de cualquier tipo y un director podra realizar lo mismo salvo la diferencia de que no podra eliminar un usuario de tipo administrador. Un usuario que esta desactivado, puede volver a ser activado mediante el botón “activar” que reemplazara el antes llamado “desactivar”.</w:t>
+        <w:t xml:space="preserve">En el menú desplegable “ABM” se accede al listado de usuarios para este sistema. En esta pantalla, al igual que en los distintos ABM, podemos generar, editar y desactivar usuarios (estas opciones solo están disponibles para administradores y directores). Un usuario administrador podrá eliminar cualquier usuario de cualquier tipo y un director podrá realizar lo mismo excepto con aquellos usuarios de tipo administrador. Un usuario que está desactivado, se puede volver a activar mediante el botón “activar” que reemplazará el antes llamado “desactivar”.</w:t>
       </w:r>
     </w:p>
     <w:p>
@@ -2990,12 +2954,12 @@
           <wp:extent cx="1366838" cy="499301"/>
           <wp:effectExtent b="0" l="0" r="0" t="0"/>
           <wp:wrapNone/>
-          <wp:docPr id="7" name="image8.png"/>
+          <wp:docPr id="7" name="image1.png"/>
           <a:graphic>
             <a:graphicData uri="http://schemas.openxmlformats.org/drawingml/2006/picture">
               <pic:pic>
                 <pic:nvPicPr>
-                  <pic:cNvPr id="0" name="image8.png"/>
+                  <pic:cNvPr id="0" name="image1.png"/>
                   <pic:cNvPicPr preferRelativeResize="0"/>
                 </pic:nvPicPr>
                 <pic:blipFill>

--- a/Documentos/Manual usuario sgpc.docx
+++ b/Documentos/Manual usuario sgpc.docx
@@ -17,12 +17,12 @@
           <wp:inline distB="114300" distT="114300" distL="114300" distR="114300">
             <wp:extent cx="5639753" cy="4250101"/>
             <wp:effectExtent b="0" l="0" r="0" t="0"/>
-            <wp:docPr id="4" name="image4.png"/>
+            <wp:docPr id="4" name="image5.png"/>
             <a:graphic>
               <a:graphicData uri="http://schemas.openxmlformats.org/drawingml/2006/picture">
                 <pic:pic>
                   <pic:nvPicPr>
-                    <pic:cNvPr id="0" name="image4.png"/>
+                    <pic:cNvPr id="0" name="image5.png"/>
                     <pic:cNvPicPr preferRelativeResize="0"/>
                   </pic:nvPicPr>
                   <pic:blipFill>
@@ -206,7 +206,7 @@
     </w:p>
     <w:sdt>
       <w:sdtPr>
-        <w:id w:val="-1706441123"/>
+        <w:id w:val="-772247985"/>
         <w:docPartObj>
           <w:docPartGallery w:val="Table of Contents"/>
           <w:docPartUnique w:val="1"/>
@@ -1197,12 +1197,12 @@
           <wp:inline distB="114300" distT="114300" distL="114300" distR="114300">
             <wp:extent cx="5731200" cy="3429000"/>
             <wp:effectExtent b="0" l="0" r="0" t="0"/>
-            <wp:docPr id="5" name="image7.png"/>
+            <wp:docPr id="5" name="image8.png"/>
             <a:graphic>
               <a:graphicData uri="http://schemas.openxmlformats.org/drawingml/2006/picture">
                 <pic:pic>
                   <pic:nvPicPr>
-                    <pic:cNvPr id="0" name="image7.png"/>
+                    <pic:cNvPr id="0" name="image8.png"/>
                     <pic:cNvPicPr preferRelativeResize="0"/>
                   </pic:nvPicPr>
                   <pic:blipFill>
@@ -1350,12 +1350,12 @@
           <wp:inline distB="114300" distT="114300" distL="114300" distR="114300">
             <wp:extent cx="5731200" cy="2705100"/>
             <wp:effectExtent b="0" l="0" r="0" t="0"/>
-            <wp:docPr id="3" name="image9.png"/>
+            <wp:docPr id="3" name="image6.png"/>
             <a:graphic>
               <a:graphicData uri="http://schemas.openxmlformats.org/drawingml/2006/picture">
                 <pic:pic>
                   <pic:nvPicPr>
-                    <pic:cNvPr id="0" name="image9.png"/>
+                    <pic:cNvPr id="0" name="image6.png"/>
                     <pic:cNvPicPr preferRelativeResize="0"/>
                   </pic:nvPicPr>
                   <pic:blipFill>
@@ -1606,14 +1606,14 @@
         </w:rPr>
         <w:drawing>
           <wp:inline distB="114300" distT="114300" distL="114300" distR="114300">
-            <wp:extent cx="5731200" cy="2603500"/>
+            <wp:extent cx="5731200" cy="2692400"/>
             <wp:effectExtent b="0" l="0" r="0" t="0"/>
-            <wp:docPr id="1" name="image3.png"/>
+            <wp:docPr id="11" name="image9.png"/>
             <a:graphic>
               <a:graphicData uri="http://schemas.openxmlformats.org/drawingml/2006/picture">
                 <pic:pic>
                   <pic:nvPicPr>
-                    <pic:cNvPr id="0" name="image3.png"/>
+                    <pic:cNvPr id="0" name="image9.png"/>
                     <pic:cNvPicPr preferRelativeResize="0"/>
                   </pic:nvPicPr>
                   <pic:blipFill>
@@ -1626,7 +1626,7 @@
                   <pic:spPr>
                     <a:xfrm>
                       <a:off x="0" y="0"/>
-                      <a:ext cx="5731200" cy="2603500"/>
+                      <a:ext cx="5731200" cy="2692400"/>
                     </a:xfrm>
                     <a:prstGeom prst="rect"/>
                     <a:ln/>
@@ -1763,10 +1763,55 @@
         </w:rPr>
       </w:pPr>
       <w:r>
-        <w:pict>
-          <v:rect style="width:0.0pt;height:1.5pt" o:hr="t" o:hrstd="t" o:hralign="center" fillcolor="#A0A0A0" stroked="f"/>
-        </w:pict>
-      </w:r>
+        <w:rPr>
+          <w:rFonts w:ascii="Calibri" w:cs="Calibri" w:eastAsia="Calibri" w:hAnsi="Calibri"/>
+        </w:rPr>
+        <w:drawing>
+          <wp:inline distB="114300" distT="114300" distL="114300" distR="114300">
+            <wp:extent cx="5731200" cy="2705100"/>
+            <wp:effectExtent b="0" l="0" r="0" t="0"/>
+            <wp:docPr id="2" name="image11.png"/>
+            <a:graphic>
+              <a:graphicData uri="http://schemas.openxmlformats.org/drawingml/2006/picture">
+                <pic:pic>
+                  <pic:nvPicPr>
+                    <pic:cNvPr id="0" name="image11.png"/>
+                    <pic:cNvPicPr preferRelativeResize="0"/>
+                  </pic:nvPicPr>
+                  <pic:blipFill>
+                    <a:blip r:embed="rId10"/>
+                    <a:srcRect b="0" l="0" r="0" t="0"/>
+                    <a:stretch>
+                      <a:fillRect/>
+                    </a:stretch>
+                  </pic:blipFill>
+                  <pic:spPr>
+                    <a:xfrm>
+                      <a:off x="0" y="0"/>
+                      <a:ext cx="5731200" cy="2705100"/>
+                    </a:xfrm>
+                    <a:prstGeom prst="rect"/>
+                    <a:ln/>
+                  </pic:spPr>
+                </pic:pic>
+              </a:graphicData>
+            </a:graphic>
+          </wp:inline>
+        </w:drawing>
+      </w:r>
+      <w:r>
+        <w:rPr>
+          <w:rtl w:val="0"/>
+        </w:rPr>
+      </w:r>
+    </w:p>
+    <w:p>
+      <w:pPr>
+        <w:ind w:left="0" w:firstLine="0"/>
+        <w:rPr>
+          <w:rFonts w:ascii="Calibri" w:cs="Calibri" w:eastAsia="Calibri" w:hAnsi="Calibri"/>
+        </w:rPr>
+      </w:pPr>
       <w:r>
         <w:rPr>
           <w:rtl w:val="0"/>
@@ -1780,26 +1825,8 @@
           <w:rFonts w:ascii="Calibri" w:cs="Calibri" w:eastAsia="Calibri" w:hAnsi="Calibri"/>
         </w:rPr>
       </w:pPr>
-      <w:bookmarkStart w:colFirst="0" w:colLast="0" w:name="_pnu3x2n7tejf" w:id="16"/>
+      <w:bookmarkStart w:colFirst="0" w:colLast="0" w:name="_enln5zn4qb13" w:id="16"/>
       <w:bookmarkEnd w:id="16"/>
-      <w:r>
-        <w:br w:type="page"/>
-      </w:r>
-      <w:r>
-        <w:rPr>
-          <w:rtl w:val="0"/>
-        </w:rPr>
-      </w:r>
-    </w:p>
-    <w:p>
-      <w:pPr>
-        <w:pStyle w:val="Heading1"/>
-        <w:rPr>
-          <w:rFonts w:ascii="Calibri" w:cs="Calibri" w:eastAsia="Calibri" w:hAnsi="Calibri"/>
-        </w:rPr>
-      </w:pPr>
-      <w:bookmarkStart w:colFirst="0" w:colLast="0" w:name="_enln5zn4qb13" w:id="17"/>
-      <w:bookmarkEnd w:id="17"/>
       <w:r>
         <w:rPr>
           <w:rFonts w:ascii="Calibri" w:cs="Calibri" w:eastAsia="Calibri" w:hAnsi="Calibri"/>
@@ -1848,16 +1875,16 @@
           <wp:inline distB="114300" distT="114300" distL="114300" distR="114300">
             <wp:extent cx="5731200" cy="2667000"/>
             <wp:effectExtent b="0" l="0" r="0" t="0"/>
-            <wp:docPr id="6" name="image5.png"/>
+            <wp:docPr id="6" name="image3.png"/>
             <a:graphic>
               <a:graphicData uri="http://schemas.openxmlformats.org/drawingml/2006/picture">
                 <pic:pic>
                   <pic:nvPicPr>
-                    <pic:cNvPr id="0" name="image5.png"/>
+                    <pic:cNvPr id="0" name="image3.png"/>
                     <pic:cNvPicPr preferRelativeResize="0"/>
                   </pic:nvPicPr>
                   <pic:blipFill>
-                    <a:blip r:embed="rId10"/>
+                    <a:blip r:embed="rId11"/>
                     <a:srcRect b="0" l="0" r="0" t="0"/>
                     <a:stretch>
                       <a:fillRect/>
@@ -1976,16 +2003,16 @@
           <wp:inline distB="114300" distT="114300" distL="114300" distR="114300">
             <wp:extent cx="5731200" cy="2971800"/>
             <wp:effectExtent b="0" l="0" r="0" t="0"/>
-            <wp:docPr id="2" name="image6.png"/>
+            <wp:docPr id="1" name="image4.png"/>
             <a:graphic>
               <a:graphicData uri="http://schemas.openxmlformats.org/drawingml/2006/picture">
                 <pic:pic>
                   <pic:nvPicPr>
-                    <pic:cNvPr id="0" name="image6.png"/>
+                    <pic:cNvPr id="0" name="image4.png"/>
                     <pic:cNvPicPr preferRelativeResize="0"/>
                   </pic:nvPicPr>
                   <pic:blipFill>
-                    <a:blip r:embed="rId11"/>
+                    <a:blip r:embed="rId12"/>
                     <a:srcRect b="0" l="0" r="0" t="0"/>
                     <a:stretch>
                       <a:fillRect/>
@@ -2088,8 +2115,8 @@
           <w:rFonts w:ascii="Calibri" w:cs="Calibri" w:eastAsia="Calibri" w:hAnsi="Calibri"/>
         </w:rPr>
       </w:pPr>
-      <w:bookmarkStart w:colFirst="0" w:colLast="0" w:name="_vn5zglpp0peh" w:id="18"/>
-      <w:bookmarkEnd w:id="18"/>
+      <w:bookmarkStart w:colFirst="0" w:colLast="0" w:name="_vn5zglpp0peh" w:id="17"/>
+      <w:bookmarkEnd w:id="17"/>
       <w:r>
         <w:rPr>
           <w:rFonts w:ascii="Calibri" w:cs="Calibri" w:eastAsia="Calibri" w:hAnsi="Calibri"/>
@@ -2131,16 +2158,16 @@
           <wp:inline distB="114300" distT="114300" distL="114300" distR="114300">
             <wp:extent cx="5731200" cy="2552700"/>
             <wp:effectExtent b="0" l="0" r="0" t="0"/>
-            <wp:docPr id="8" name="image8.png"/>
+            <wp:docPr id="8" name="image10.png"/>
             <a:graphic>
               <a:graphicData uri="http://schemas.openxmlformats.org/drawingml/2006/picture">
                 <pic:pic>
                   <pic:nvPicPr>
-                    <pic:cNvPr id="0" name="image8.png"/>
+                    <pic:cNvPr id="0" name="image10.png"/>
                     <pic:cNvPicPr preferRelativeResize="0"/>
                   </pic:nvPicPr>
                   <pic:blipFill>
-                    <a:blip r:embed="rId12"/>
+                    <a:blip r:embed="rId13"/>
                     <a:srcRect b="0" l="0" r="0" t="0"/>
                     <a:stretch>
                       <a:fillRect/>
@@ -2228,8 +2255,8 @@
           <w:rFonts w:ascii="Calibri" w:cs="Calibri" w:eastAsia="Calibri" w:hAnsi="Calibri"/>
         </w:rPr>
       </w:pPr>
-      <w:bookmarkStart w:colFirst="0" w:colLast="0" w:name="_jyqomh7vizt9" w:id="19"/>
-      <w:bookmarkEnd w:id="19"/>
+      <w:bookmarkStart w:colFirst="0" w:colLast="0" w:name="_jyqomh7vizt9" w:id="18"/>
+      <w:bookmarkEnd w:id="18"/>
       <w:r>
         <w:rPr>
           <w:rFonts w:ascii="Calibri" w:cs="Calibri" w:eastAsia="Calibri" w:hAnsi="Calibri"/>
@@ -2302,8 +2329,8 @@
           <w:rFonts w:ascii="Calibri" w:cs="Calibri" w:eastAsia="Calibri" w:hAnsi="Calibri"/>
         </w:rPr>
       </w:pPr>
-      <w:bookmarkStart w:colFirst="0" w:colLast="0" w:name="_b6p4adpeo0tp" w:id="20"/>
-      <w:bookmarkEnd w:id="20"/>
+      <w:bookmarkStart w:colFirst="0" w:colLast="0" w:name="_b6p4adpeo0tp" w:id="19"/>
+      <w:bookmarkEnd w:id="19"/>
       <w:r>
         <w:rPr>
           <w:rFonts w:ascii="Calibri" w:cs="Calibri" w:eastAsia="Calibri" w:hAnsi="Calibri"/>
@@ -2347,16 +2374,16 @@
           <wp:inline distB="114300" distT="114300" distL="114300" distR="114300">
             <wp:extent cx="5731200" cy="2209800"/>
             <wp:effectExtent b="0" l="0" r="0" t="0"/>
-            <wp:docPr id="10" name="image2.png"/>
+            <wp:docPr id="10" name="image1.png"/>
             <a:graphic>
               <a:graphicData uri="http://schemas.openxmlformats.org/drawingml/2006/picture">
                 <pic:pic>
                   <pic:nvPicPr>
-                    <pic:cNvPr id="0" name="image2.png"/>
+                    <pic:cNvPr id="0" name="image1.png"/>
                     <pic:cNvPicPr preferRelativeResize="0"/>
                   </pic:nvPicPr>
                   <pic:blipFill>
-                    <a:blip r:embed="rId13"/>
+                    <a:blip r:embed="rId14"/>
                     <a:srcRect b="0" l="0" r="0" t="0"/>
                     <a:stretch>
                       <a:fillRect/>
@@ -2418,8 +2445,8 @@
           <w:rFonts w:ascii="Calibri" w:cs="Calibri" w:eastAsia="Calibri" w:hAnsi="Calibri"/>
         </w:rPr>
       </w:pPr>
-      <w:bookmarkStart w:colFirst="0" w:colLast="0" w:name="_4yj27rf1gmlo" w:id="21"/>
-      <w:bookmarkEnd w:id="21"/>
+      <w:bookmarkStart w:colFirst="0" w:colLast="0" w:name="_4yj27rf1gmlo" w:id="20"/>
+      <w:bookmarkEnd w:id="20"/>
       <w:r>
         <w:rPr>
           <w:rFonts w:ascii="Calibri" w:cs="Calibri" w:eastAsia="Calibri" w:hAnsi="Calibri"/>
@@ -2438,16 +2465,16 @@
           <wp:inline distB="114300" distT="114300" distL="114300" distR="114300">
             <wp:extent cx="5731200" cy="2044700"/>
             <wp:effectExtent b="0" l="0" r="0" t="0"/>
-            <wp:docPr id="9" name="image10.png"/>
+            <wp:docPr id="9" name="image7.png"/>
             <a:graphic>
               <a:graphicData uri="http://schemas.openxmlformats.org/drawingml/2006/picture">
                 <pic:pic>
                   <pic:nvPicPr>
-                    <pic:cNvPr id="0" name="image10.png"/>
+                    <pic:cNvPr id="0" name="image7.png"/>
                     <pic:cNvPicPr preferRelativeResize="0"/>
                   </pic:nvPicPr>
                   <pic:blipFill>
-                    <a:blip r:embed="rId14"/>
+                    <a:blip r:embed="rId15"/>
                     <a:srcRect b="0" l="0" r="0" t="0"/>
                     <a:stretch>
                       <a:fillRect/>
@@ -2526,8 +2553,8 @@
           <w:rFonts w:ascii="Calibri" w:cs="Calibri" w:eastAsia="Calibri" w:hAnsi="Calibri"/>
         </w:rPr>
       </w:pPr>
-      <w:bookmarkStart w:colFirst="0" w:colLast="0" w:name="_gp4dj84xlen2" w:id="22"/>
-      <w:bookmarkEnd w:id="22"/>
+      <w:bookmarkStart w:colFirst="0" w:colLast="0" w:name="_gp4dj84xlen2" w:id="21"/>
+      <w:bookmarkEnd w:id="21"/>
       <w:r>
         <w:rPr>
           <w:rFonts w:ascii="Calibri" w:cs="Calibri" w:eastAsia="Calibri" w:hAnsi="Calibri"/>
@@ -2818,10 +2845,10 @@
       </w:r>
     </w:p>
     <w:sectPr>
-      <w:headerReference r:id="rId15" w:type="default"/>
-      <w:headerReference r:id="rId16" w:type="first"/>
-      <w:footerReference r:id="rId17" w:type="default"/>
-      <w:footerReference r:id="rId18" w:type="first"/>
+      <w:headerReference r:id="rId16" w:type="default"/>
+      <w:headerReference r:id="rId17" w:type="first"/>
+      <w:footerReference r:id="rId18" w:type="default"/>
+      <w:footerReference r:id="rId19" w:type="first"/>
       <w:pgSz w:h="16834" w:w="11909" w:orient="portrait"/>
       <w:pgMar w:bottom="1440" w:top="1440" w:left="1440" w:right="1440" w:header="720" w:footer="720"/>
       <w:pgNumType w:start="1"/>
@@ -2954,12 +2981,12 @@
           <wp:extent cx="1366838" cy="499301"/>
           <wp:effectExtent b="0" l="0" r="0" t="0"/>
           <wp:wrapNone/>
-          <wp:docPr id="7" name="image1.png"/>
+          <wp:docPr id="7" name="image2.png"/>
           <a:graphic>
             <a:graphicData uri="http://schemas.openxmlformats.org/drawingml/2006/picture">
               <pic:pic>
                 <pic:nvPicPr>
-                  <pic:cNvPr id="0" name="image1.png"/>
+                  <pic:cNvPr id="0" name="image2.png"/>
                   <pic:cNvPicPr preferRelativeResize="0"/>
                 </pic:nvPicPr>
                 <pic:blipFill>

--- a/Documentos/Manual usuario sgpc.docx
+++ b/Documentos/Manual usuario sgpc.docx
@@ -17,12 +17,12 @@
           <wp:inline distB="114300" distT="114300" distL="114300" distR="114300">
             <wp:extent cx="5639753" cy="4250101"/>
             <wp:effectExtent b="0" l="0" r="0" t="0"/>
-            <wp:docPr id="4" name="image5.png"/>
+            <wp:docPr id="2" name="image6.png"/>
             <a:graphic>
               <a:graphicData uri="http://schemas.openxmlformats.org/drawingml/2006/picture">
                 <pic:pic>
                   <pic:nvPicPr>
-                    <pic:cNvPr id="0" name="image5.png"/>
+                    <pic:cNvPr id="0" name="image6.png"/>
                     <pic:cNvPicPr preferRelativeResize="0"/>
                   </pic:nvPicPr>
                   <pic:blipFill>
@@ -206,7 +206,7 @@
     </w:p>
     <w:sdt>
       <w:sdtPr>
-        <w:id w:val="-772247985"/>
+        <w:id w:val="-737070842"/>
         <w:docPartObj>
           <w:docPartGallery w:val="Table of Contents"/>
           <w:docPartUnique w:val="1"/>
@@ -1197,12 +1197,12 @@
           <wp:inline distB="114300" distT="114300" distL="114300" distR="114300">
             <wp:extent cx="5731200" cy="3429000"/>
             <wp:effectExtent b="0" l="0" r="0" t="0"/>
-            <wp:docPr id="5" name="image8.png"/>
+            <wp:docPr id="3" name="image1.png"/>
             <a:graphic>
               <a:graphicData uri="http://schemas.openxmlformats.org/drawingml/2006/picture">
                 <pic:pic>
                   <pic:nvPicPr>
-                    <pic:cNvPr id="0" name="image8.png"/>
+                    <pic:cNvPr id="0" name="image1.png"/>
                     <pic:cNvPicPr preferRelativeResize="0"/>
                   </pic:nvPicPr>
                   <pic:blipFill>
@@ -1348,14 +1348,14 @@
         </w:rPr>
         <w:drawing>
           <wp:inline distB="114300" distT="114300" distL="114300" distR="114300">
-            <wp:extent cx="5731200" cy="2705100"/>
+            <wp:extent cx="5731200" cy="3225800"/>
             <wp:effectExtent b="0" l="0" r="0" t="0"/>
-            <wp:docPr id="3" name="image6.png"/>
+            <wp:docPr id="10" name="image8.png"/>
             <a:graphic>
               <a:graphicData uri="http://schemas.openxmlformats.org/drawingml/2006/picture">
                 <pic:pic>
                   <pic:nvPicPr>
-                    <pic:cNvPr id="0" name="image6.png"/>
+                    <pic:cNvPr id="0" name="image8.png"/>
                     <pic:cNvPicPr preferRelativeResize="0"/>
                   </pic:nvPicPr>
                   <pic:blipFill>
@@ -1368,7 +1368,7 @@
                   <pic:spPr>
                     <a:xfrm>
                       <a:off x="0" y="0"/>
-                      <a:ext cx="5731200" cy="2705100"/>
+                      <a:ext cx="5731200" cy="3225800"/>
                     </a:xfrm>
                     <a:prstGeom prst="rect"/>
                     <a:ln/>
@@ -1608,12 +1608,12 @@
           <wp:inline distB="114300" distT="114300" distL="114300" distR="114300">
             <wp:extent cx="5731200" cy="2692400"/>
             <wp:effectExtent b="0" l="0" r="0" t="0"/>
-            <wp:docPr id="11" name="image9.png"/>
+            <wp:docPr id="11" name="image5.png"/>
             <a:graphic>
               <a:graphicData uri="http://schemas.openxmlformats.org/drawingml/2006/picture">
                 <pic:pic>
                   <pic:nvPicPr>
-                    <pic:cNvPr id="0" name="image9.png"/>
+                    <pic:cNvPr id="0" name="image5.png"/>
                     <pic:cNvPicPr preferRelativeResize="0"/>
                   </pic:nvPicPr>
                   <pic:blipFill>
@@ -1768,14 +1768,14 @@
         </w:rPr>
         <w:drawing>
           <wp:inline distB="114300" distT="114300" distL="114300" distR="114300">
-            <wp:extent cx="5731200" cy="2705100"/>
+            <wp:extent cx="5731200" cy="3225800"/>
             <wp:effectExtent b="0" l="0" r="0" t="0"/>
-            <wp:docPr id="2" name="image11.png"/>
+            <wp:docPr id="4" name="image10.png"/>
             <a:graphic>
               <a:graphicData uri="http://schemas.openxmlformats.org/drawingml/2006/picture">
                 <pic:pic>
                   <pic:nvPicPr>
-                    <pic:cNvPr id="0" name="image11.png"/>
+                    <pic:cNvPr id="0" name="image10.png"/>
                     <pic:cNvPicPr preferRelativeResize="0"/>
                   </pic:nvPicPr>
                   <pic:blipFill>
@@ -1788,7 +1788,7 @@
                   <pic:spPr>
                     <a:xfrm>
                       <a:off x="0" y="0"/>
-                      <a:ext cx="5731200" cy="2705100"/>
+                      <a:ext cx="5731200" cy="3225800"/>
                     </a:xfrm>
                     <a:prstGeom prst="rect"/>
                     <a:ln/>
@@ -1875,12 +1875,12 @@
           <wp:inline distB="114300" distT="114300" distL="114300" distR="114300">
             <wp:extent cx="5731200" cy="2667000"/>
             <wp:effectExtent b="0" l="0" r="0" t="0"/>
-            <wp:docPr id="6" name="image3.png"/>
+            <wp:docPr id="5" name="image4.png"/>
             <a:graphic>
               <a:graphicData uri="http://schemas.openxmlformats.org/drawingml/2006/picture">
                 <pic:pic>
                   <pic:nvPicPr>
-                    <pic:cNvPr id="0" name="image3.png"/>
+                    <pic:cNvPr id="0" name="image4.png"/>
                     <pic:cNvPicPr preferRelativeResize="0"/>
                   </pic:nvPicPr>
                   <pic:blipFill>
@@ -2003,12 +2003,12 @@
           <wp:inline distB="114300" distT="114300" distL="114300" distR="114300">
             <wp:extent cx="5731200" cy="2971800"/>
             <wp:effectExtent b="0" l="0" r="0" t="0"/>
-            <wp:docPr id="1" name="image4.png"/>
+            <wp:docPr id="1" name="image2.png"/>
             <a:graphic>
               <a:graphicData uri="http://schemas.openxmlformats.org/drawingml/2006/picture">
                 <pic:pic>
                   <pic:nvPicPr>
-                    <pic:cNvPr id="0" name="image4.png"/>
+                    <pic:cNvPr id="0" name="image2.png"/>
                     <pic:cNvPicPr preferRelativeResize="0"/>
                   </pic:nvPicPr>
                   <pic:blipFill>
@@ -2158,12 +2158,12 @@
           <wp:inline distB="114300" distT="114300" distL="114300" distR="114300">
             <wp:extent cx="5731200" cy="2552700"/>
             <wp:effectExtent b="0" l="0" r="0" t="0"/>
-            <wp:docPr id="8" name="image10.png"/>
+            <wp:docPr id="7" name="image9.png"/>
             <a:graphic>
               <a:graphicData uri="http://schemas.openxmlformats.org/drawingml/2006/picture">
                 <pic:pic>
                   <pic:nvPicPr>
-                    <pic:cNvPr id="0" name="image10.png"/>
+                    <pic:cNvPr id="0" name="image9.png"/>
                     <pic:cNvPicPr preferRelativeResize="0"/>
                   </pic:nvPicPr>
                   <pic:blipFill>
@@ -2374,12 +2374,12 @@
           <wp:inline distB="114300" distT="114300" distL="114300" distR="114300">
             <wp:extent cx="5731200" cy="2209800"/>
             <wp:effectExtent b="0" l="0" r="0" t="0"/>
-            <wp:docPr id="10" name="image1.png"/>
+            <wp:docPr id="9" name="image3.png"/>
             <a:graphic>
               <a:graphicData uri="http://schemas.openxmlformats.org/drawingml/2006/picture">
                 <pic:pic>
                   <pic:nvPicPr>
-                    <pic:cNvPr id="0" name="image1.png"/>
+                    <pic:cNvPr id="0" name="image3.png"/>
                     <pic:cNvPicPr preferRelativeResize="0"/>
                   </pic:nvPicPr>
                   <pic:blipFill>
@@ -2465,12 +2465,12 @@
           <wp:inline distB="114300" distT="114300" distL="114300" distR="114300">
             <wp:extent cx="5731200" cy="2044700"/>
             <wp:effectExtent b="0" l="0" r="0" t="0"/>
-            <wp:docPr id="9" name="image7.png"/>
+            <wp:docPr id="8" name="image11.png"/>
             <a:graphic>
               <a:graphicData uri="http://schemas.openxmlformats.org/drawingml/2006/picture">
                 <pic:pic>
                   <pic:nvPicPr>
-                    <pic:cNvPr id="0" name="image7.png"/>
+                    <pic:cNvPr id="0" name="image11.png"/>
                     <pic:cNvPicPr preferRelativeResize="0"/>
                   </pic:nvPicPr>
                   <pic:blipFill>
@@ -2981,12 +2981,12 @@
           <wp:extent cx="1366838" cy="499301"/>
           <wp:effectExtent b="0" l="0" r="0" t="0"/>
           <wp:wrapNone/>
-          <wp:docPr id="7" name="image2.png"/>
+          <wp:docPr id="6" name="image7.png"/>
           <a:graphic>
             <a:graphicData uri="http://schemas.openxmlformats.org/drawingml/2006/picture">
               <pic:pic>
                 <pic:nvPicPr>
-                  <pic:cNvPr id="0" name="image2.png"/>
+                  <pic:cNvPr id="0" name="image7.png"/>
                   <pic:cNvPicPr preferRelativeResize="0"/>
                 </pic:nvPicPr>
                 <pic:blipFill>
